--- a/Received/ukg/ukg, english.docx
+++ b/Received/ukg/ukg, english.docx
@@ -272,27 +272,7 @@
           <w:sz w:val="24"/>
           <w:szCs w:val="24"/>
         </w:rPr>
-        <w:t xml:space="preserve">Ratnanagar-7, </w:t>
-      </w:r>
-      <w:proofErr w:type="spellStart"/>
-      <w:r>
-        <w:rPr>
-          <w:rFonts w:ascii="Times New Roman" w:hAnsi="Times New Roman" w:cs="Times New Roman"/>
-          <w:b/>
-          <w:sz w:val="24"/>
-          <w:szCs w:val="24"/>
-        </w:rPr>
-        <w:t>Sauraha</w:t>
-      </w:r>
-      <w:proofErr w:type="spellEnd"/>
-      <w:r>
-        <w:rPr>
-          <w:rFonts w:ascii="Times New Roman" w:hAnsi="Times New Roman" w:cs="Times New Roman"/>
-          <w:b/>
-          <w:sz w:val="24"/>
-          <w:szCs w:val="24"/>
-        </w:rPr>
-        <w:t>, Chitwan</w:t>
+        <w:t>Ratnanagar-7, Sauraha, Chitwan</w:t>
       </w:r>
     </w:p>
     <w:p>
@@ -1156,6 +1136,341 @@
                 <w:sz w:val="32"/>
                 <w:szCs w:val="32"/>
               </w:rPr>
+              <mc:AlternateContent>
+                <mc:Choice Requires="wps">
+                  <w:drawing>
+                    <wp:anchor distT="0" distB="0" distL="114300" distR="114300" simplePos="0" relativeHeight="251675648" behindDoc="0" locked="0" layoutInCell="1" allowOverlap="1" wp14:anchorId="56D64076" wp14:editId="7BAE470D">
+                      <wp:simplePos x="0" y="0"/>
+                      <wp:positionH relativeFrom="column">
+                        <wp:posOffset>1210764</wp:posOffset>
+                      </wp:positionH>
+                      <wp:positionV relativeFrom="paragraph">
+                        <wp:posOffset>539115</wp:posOffset>
+                      </wp:positionV>
+                      <wp:extent cx="45719" cy="45719"/>
+                      <wp:effectExtent l="0" t="0" r="12065" b="12065"/>
+                      <wp:wrapNone/>
+                      <wp:docPr id="1041978283" name="Oval 13"/>
+                      <wp:cNvGraphicFramePr/>
+                      <a:graphic xmlns:a="http://schemas.openxmlformats.org/drawingml/2006/main">
+                        <a:graphicData uri="http://schemas.microsoft.com/office/word/2010/wordprocessingShape">
+                          <wps:wsp>
+                            <wps:cNvSpPr/>
+                            <wps:spPr>
+                              <a:xfrm>
+                                <a:off x="0" y="0"/>
+                                <a:ext cx="45719" cy="45719"/>
+                              </a:xfrm>
+                              <a:prstGeom prst="ellipse">
+                                <a:avLst/>
+                              </a:prstGeom>
+                              <a:noFill/>
+                              <a:ln>
+                                <a:solidFill>
+                                  <a:schemeClr val="tx1"/>
+                                </a:solidFill>
+                              </a:ln>
+                            </wps:spPr>
+                            <wps:style>
+                              <a:lnRef idx="2">
+                                <a:schemeClr val="accent1">
+                                  <a:shade val="15000"/>
+                                </a:schemeClr>
+                              </a:lnRef>
+                              <a:fillRef idx="1">
+                                <a:schemeClr val="accent1"/>
+                              </a:fillRef>
+                              <a:effectRef idx="0">
+                                <a:schemeClr val="accent1"/>
+                              </a:effectRef>
+                              <a:fontRef idx="minor">
+                                <a:schemeClr val="lt1"/>
+                              </a:fontRef>
+                            </wps:style>
+                            <wps:bodyPr rot="0" spcFirstLastPara="0" vertOverflow="overflow" horzOverflow="overflow" vert="horz" wrap="square" lIns="91440" tIns="45720" rIns="91440" bIns="45720" numCol="1" spcCol="0" rtlCol="0" fromWordArt="0" anchor="ctr" anchorCtr="0" forceAA="0" compatLnSpc="1">
+                              <a:prstTxWarp prst="textNoShape">
+                                <a:avLst/>
+                              </a:prstTxWarp>
+                              <a:noAutofit/>
+                            </wps:bodyPr>
+                          </wps:wsp>
+                        </a:graphicData>
+                      </a:graphic>
+                    </wp:anchor>
+                  </w:drawing>
+                </mc:Choice>
+                <mc:Fallback>
+                  <w:pict>
+                    <v:oval w14:anchorId="4AA66CDC" id="Oval 13" o:spid="_x0000_s1026" style="position:absolute;margin-left:95.35pt;margin-top:42.45pt;width:3.6pt;height:3.6pt;z-index:251675648;visibility:visible;mso-wrap-style:square;mso-wrap-distance-left:9pt;mso-wrap-distance-top:0;mso-wrap-distance-right:9pt;mso-wrap-distance-bottom:0;mso-position-horizontal:absolute;mso-position-horizontal-relative:text;mso-position-vertical:absolute;mso-position-vertical-relative:text;v-text-anchor:middle" o:gfxdata="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" filled="f" strokecolor="black [3213]" strokeweight="1pt">
+                      <v:stroke joinstyle="miter"/>
+                    </v:oval>
+                  </w:pict>
+                </mc:Fallback>
+              </mc:AlternateContent>
+            </w:r>
+            <w:r>
+              <w:rPr>
+                <w:rFonts w:ascii="Times New Roman" w:hAnsi="Times New Roman" w:cs="Times New Roman"/>
+                <w:b/>
+                <w:bCs/>
+                <w:noProof/>
+                <w:sz w:val="32"/>
+                <w:szCs w:val="32"/>
+              </w:rPr>
+              <mc:AlternateContent>
+                <mc:Choice Requires="wps">
+                  <w:drawing>
+                    <wp:anchor distT="0" distB="0" distL="114300" distR="114300" simplePos="0" relativeHeight="251674624" behindDoc="0" locked="0" layoutInCell="1" allowOverlap="1" wp14:anchorId="6C02925E" wp14:editId="0A435794">
+                      <wp:simplePos x="0" y="0"/>
+                      <wp:positionH relativeFrom="column">
+                        <wp:posOffset>1188251</wp:posOffset>
+                      </wp:positionH>
+                      <wp:positionV relativeFrom="paragraph">
+                        <wp:posOffset>485775</wp:posOffset>
+                      </wp:positionV>
+                      <wp:extent cx="99254" cy="146304"/>
+                      <wp:effectExtent l="0" t="0" r="15240" b="25400"/>
+                      <wp:wrapNone/>
+                      <wp:docPr id="1698985686" name="Oval 12"/>
+                      <wp:cNvGraphicFramePr/>
+                      <a:graphic xmlns:a="http://schemas.openxmlformats.org/drawingml/2006/main">
+                        <a:graphicData uri="http://schemas.microsoft.com/office/word/2010/wordprocessingShape">
+                          <wps:wsp>
+                            <wps:cNvSpPr/>
+                            <wps:spPr>
+                              <a:xfrm>
+                                <a:off x="0" y="0"/>
+                                <a:ext cx="99254" cy="146304"/>
+                              </a:xfrm>
+                              <a:prstGeom prst="ellipse">
+                                <a:avLst/>
+                              </a:prstGeom>
+                              <a:noFill/>
+                              <a:ln>
+                                <a:solidFill>
+                                  <a:schemeClr val="tx1"/>
+                                </a:solidFill>
+                              </a:ln>
+                            </wps:spPr>
+                            <wps:style>
+                              <a:lnRef idx="2">
+                                <a:schemeClr val="accent1">
+                                  <a:shade val="15000"/>
+                                </a:schemeClr>
+                              </a:lnRef>
+                              <a:fillRef idx="1">
+                                <a:schemeClr val="accent1"/>
+                              </a:fillRef>
+                              <a:effectRef idx="0">
+                                <a:schemeClr val="accent1"/>
+                              </a:effectRef>
+                              <a:fontRef idx="minor">
+                                <a:schemeClr val="lt1"/>
+                              </a:fontRef>
+                            </wps:style>
+                            <wps:bodyPr rot="0" spcFirstLastPara="0" vertOverflow="overflow" horzOverflow="overflow" vert="horz" wrap="square" lIns="91440" tIns="45720" rIns="91440" bIns="45720" numCol="1" spcCol="0" rtlCol="0" fromWordArt="0" anchor="ctr" anchorCtr="0" forceAA="0" compatLnSpc="1">
+                              <a:prstTxWarp prst="textNoShape">
+                                <a:avLst/>
+                              </a:prstTxWarp>
+                              <a:noAutofit/>
+                            </wps:bodyPr>
+                          </wps:wsp>
+                        </a:graphicData>
+                      </a:graphic>
+                      <wp14:sizeRelH relativeFrom="margin">
+                        <wp14:pctWidth>0</wp14:pctWidth>
+                      </wp14:sizeRelH>
+                    </wp:anchor>
+                  </w:drawing>
+                </mc:Choice>
+                <mc:Fallback>
+                  <w:pict>
+                    <v:oval w14:anchorId="763C1130" id="Oval 12" o:spid="_x0000_s1026" style="position:absolute;margin-left:93.55pt;margin-top:38.25pt;width:7.8pt;height:11.5pt;z-index:251674624;visibility:visible;mso-wrap-style:square;mso-width-percent:0;mso-wrap-distance-left:9pt;mso-wrap-distance-top:0;mso-wrap-distance-right:9pt;mso-wrap-distance-bottom:0;mso-position-horizontal:absolute;mso-position-horizontal-relative:text;mso-position-vertical:absolute;mso-position-vertical-relative:text;mso-width-percent:0;mso-width-relative:margin;v-text-anchor:middle" o:gfxdata="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" filled="f" strokecolor="black [3213]" strokeweight="1pt">
+                      <v:stroke joinstyle="miter"/>
+                    </v:oval>
+                  </w:pict>
+                </mc:Fallback>
+              </mc:AlternateContent>
+            </w:r>
+            <w:r>
+              <w:rPr>
+                <w:rFonts w:ascii="Times New Roman" w:hAnsi="Times New Roman" w:cs="Times New Roman"/>
+                <w:b/>
+                <w:bCs/>
+                <w:noProof/>
+                <w:sz w:val="32"/>
+                <w:szCs w:val="32"/>
+              </w:rPr>
+              <mc:AlternateContent>
+                <mc:Choice Requires="wps">
+                  <w:drawing>
+                    <wp:anchor distT="0" distB="0" distL="114300" distR="114300" simplePos="0" relativeHeight="251673600" behindDoc="0" locked="0" layoutInCell="1" allowOverlap="1" wp14:anchorId="3C86B6A0" wp14:editId="40DE9B16">
+                      <wp:simplePos x="0" y="0"/>
+                      <wp:positionH relativeFrom="column">
+                        <wp:posOffset>1122375</wp:posOffset>
+                      </wp:positionH>
+                      <wp:positionV relativeFrom="paragraph">
+                        <wp:posOffset>276860</wp:posOffset>
+                      </wp:positionV>
+                      <wp:extent cx="244678" cy="365760"/>
+                      <wp:effectExtent l="0" t="0" r="22225" b="15240"/>
+                      <wp:wrapNone/>
+                      <wp:docPr id="992420769" name="Rectangle 11"/>
+                      <wp:cNvGraphicFramePr/>
+                      <a:graphic xmlns:a="http://schemas.openxmlformats.org/drawingml/2006/main">
+                        <a:graphicData uri="http://schemas.microsoft.com/office/word/2010/wordprocessingShape">
+                          <wps:wsp>
+                            <wps:cNvSpPr/>
+                            <wps:spPr>
+                              <a:xfrm>
+                                <a:off x="0" y="0"/>
+                                <a:ext cx="244678" cy="365760"/>
+                              </a:xfrm>
+                              <a:prstGeom prst="rect">
+                                <a:avLst/>
+                              </a:prstGeom>
+                              <a:noFill/>
+                              <a:ln>
+                                <a:solidFill>
+                                  <a:schemeClr val="tx1"/>
+                                </a:solidFill>
+                              </a:ln>
+                            </wps:spPr>
+                            <wps:style>
+                              <a:lnRef idx="2">
+                                <a:schemeClr val="accent1">
+                                  <a:shade val="15000"/>
+                                </a:schemeClr>
+                              </a:lnRef>
+                              <a:fillRef idx="1">
+                                <a:schemeClr val="accent1"/>
+                              </a:fillRef>
+                              <a:effectRef idx="0">
+                                <a:schemeClr val="accent1"/>
+                              </a:effectRef>
+                              <a:fontRef idx="minor">
+                                <a:schemeClr val="lt1"/>
+                              </a:fontRef>
+                            </wps:style>
+                            <wps:bodyPr rot="0" spcFirstLastPara="0" vertOverflow="overflow" horzOverflow="overflow" vert="horz" wrap="square" lIns="91440" tIns="45720" rIns="91440" bIns="45720" numCol="1" spcCol="0" rtlCol="0" fromWordArt="0" anchor="ctr" anchorCtr="0" forceAA="0" compatLnSpc="1">
+                              <a:prstTxWarp prst="textNoShape">
+                                <a:avLst/>
+                              </a:prstTxWarp>
+                              <a:noAutofit/>
+                            </wps:bodyPr>
+                          </wps:wsp>
+                        </a:graphicData>
+                      </a:graphic>
+                    </wp:anchor>
+                  </w:drawing>
+                </mc:Choice>
+                <mc:Fallback>
+                  <w:pict>
+                    <v:rect w14:anchorId="4DA1F6DD" id="Rectangle 11" o:spid="_x0000_s1026" style="position:absolute;margin-left:88.4pt;margin-top:21.8pt;width:19.25pt;height:28.8pt;z-index:251673600;visibility:visible;mso-wrap-style:square;mso-wrap-distance-left:9pt;mso-wrap-distance-top:0;mso-wrap-distance-right:9pt;mso-wrap-distance-bottom:0;mso-position-horizontal:absolute;mso-position-horizontal-relative:text;mso-position-vertical:absolute;mso-position-vertical-relative:text;v-text-anchor:middle" o:gfxdata="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" filled="f" strokecolor="black [3213]" strokeweight="1pt"/>
+                  </w:pict>
+                </mc:Fallback>
+              </mc:AlternateContent>
+            </w:r>
+            <w:r>
+              <w:rPr>
+                <w:rFonts w:ascii="Times New Roman" w:hAnsi="Times New Roman" w:cs="Times New Roman"/>
+                <w:b/>
+                <w:bCs/>
+                <w:noProof/>
+                <w:sz w:val="32"/>
+                <w:szCs w:val="32"/>
+              </w:rPr>
+              <mc:AlternateContent>
+                <mc:Choice Requires="wps">
+                  <w:drawing>
+                    <wp:anchor distT="0" distB="0" distL="114300" distR="114300" simplePos="0" relativeHeight="251672576" behindDoc="0" locked="0" layoutInCell="1" allowOverlap="1" wp14:anchorId="013FAA6E" wp14:editId="19746059">
+                      <wp:simplePos x="0" y="0"/>
+                      <wp:positionH relativeFrom="column">
+                        <wp:posOffset>1058317</wp:posOffset>
+                      </wp:positionH>
+                      <wp:positionV relativeFrom="paragraph">
+                        <wp:posOffset>73229</wp:posOffset>
+                      </wp:positionV>
+                      <wp:extent cx="376555" cy="307238"/>
+                      <wp:effectExtent l="19050" t="19050" r="42545" b="17145"/>
+                      <wp:wrapNone/>
+                      <wp:docPr id="1790974663" name="Isosceles Triangle 10"/>
+                      <wp:cNvGraphicFramePr/>
+                      <a:graphic xmlns:a="http://schemas.openxmlformats.org/drawingml/2006/main">
+                        <a:graphicData uri="http://schemas.microsoft.com/office/word/2010/wordprocessingShape">
+                          <wps:wsp>
+                            <wps:cNvSpPr/>
+                            <wps:spPr>
+                              <a:xfrm>
+                                <a:off x="0" y="0"/>
+                                <a:ext cx="376555" cy="307238"/>
+                              </a:xfrm>
+                              <a:prstGeom prst="triangle">
+                                <a:avLst/>
+                              </a:prstGeom>
+                              <a:noFill/>
+                              <a:ln>
+                                <a:solidFill>
+                                  <a:schemeClr val="tx1"/>
+                                </a:solidFill>
+                              </a:ln>
+                            </wps:spPr>
+                            <wps:style>
+                              <a:lnRef idx="2">
+                                <a:schemeClr val="accent1">
+                                  <a:shade val="15000"/>
+                                </a:schemeClr>
+                              </a:lnRef>
+                              <a:fillRef idx="1">
+                                <a:schemeClr val="accent1"/>
+                              </a:fillRef>
+                              <a:effectRef idx="0">
+                                <a:schemeClr val="accent1"/>
+                              </a:effectRef>
+                              <a:fontRef idx="minor">
+                                <a:schemeClr val="lt1"/>
+                              </a:fontRef>
+                            </wps:style>
+                            <wps:bodyPr rot="0" spcFirstLastPara="0" vertOverflow="overflow" horzOverflow="overflow" vert="horz" wrap="square" lIns="91440" tIns="45720" rIns="91440" bIns="45720" numCol="1" spcCol="0" rtlCol="0" fromWordArt="0" anchor="ctr" anchorCtr="0" forceAA="0" compatLnSpc="1">
+                              <a:prstTxWarp prst="textNoShape">
+                                <a:avLst/>
+                              </a:prstTxWarp>
+                              <a:noAutofit/>
+                            </wps:bodyPr>
+                          </wps:wsp>
+                        </a:graphicData>
+                      </a:graphic>
+                    </wp:anchor>
+                  </w:drawing>
+                </mc:Choice>
+                <mc:Fallback>
+                  <w:pict>
+                    <v:shapetype w14:anchorId="7E686650" id="_x0000_t5" coordsize="21600,21600" o:spt="5" adj="10800" path="m@0,l,21600r21600,xe">
+                      <v:stroke joinstyle="miter"/>
+                      <v:formulas>
+                        <v:f eqn="val #0"/>
+                        <v:f eqn="prod #0 1 2"/>
+                        <v:f eqn="sum @1 10800 0"/>
+                      </v:formulas>
+                      <v:path gradientshapeok="t" o:connecttype="custom" o:connectlocs="@0,0;@1,10800;0,21600;10800,21600;21600,21600;@2,10800" textboxrect="0,10800,10800,18000;5400,10800,16200,18000;10800,10800,21600,18000;0,7200,7200,21600;7200,7200,14400,21600;14400,7200,21600,21600"/>
+                      <v:handles>
+                        <v:h position="#0,topLeft" xrange="0,21600"/>
+                      </v:handles>
+                    </v:shapetype>
+                    <v:shape id="Isosceles Triangle 10" o:spid="_x0000_s1026" type="#_x0000_t5" style="position:absolute;margin-left:83.35pt;margin-top:5.75pt;width:29.65pt;height:24.2pt;z-index:251672576;visibility:visible;mso-wrap-style:square;mso-wrap-distance-left:9pt;mso-wrap-distance-top:0;mso-wrap-distance-right:9pt;mso-wrap-distance-bottom:0;mso-position-horizontal:absolute;mso-position-horizontal-relative:text;mso-position-vertical:absolute;mso-position-vertical-relative:text;v-text-anchor:middle" o:gfxdata="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" filled="f" strokecolor="black [3213]" strokeweight="1pt"/>
+                  </w:pict>
+                </mc:Fallback>
+              </mc:AlternateContent>
+            </w:r>
+            <w:r>
+              <w:rPr>
+                <w:rFonts w:ascii="Times New Roman" w:hAnsi="Times New Roman" w:cs="Times New Roman"/>
+                <w:b/>
+                <w:bCs/>
+                <w:noProof/>
+                <w:sz w:val="32"/>
+                <w:szCs w:val="32"/>
+              </w:rPr>
               <w:drawing>
                 <wp:inline distT="0" distB="0" distL="0" distR="0" wp14:anchorId="46C3425B" wp14:editId="5EE199E5">
                   <wp:extent cx="1063156" cy="874355"/>
@@ -2792,29 +3107,7 @@
           <w:sz w:val="32"/>
           <w:szCs w:val="32"/>
         </w:rPr>
-        <w:t>Add '</w:t>
-      </w:r>
-      <w:proofErr w:type="spellStart"/>
-      <w:r>
-        <w:rPr>
-          <w:rFonts w:ascii="Times New Roman" w:hAnsi="Times New Roman" w:cs="Times New Roman"/>
-          <w:b/>
-          <w:bCs/>
-          <w:sz w:val="32"/>
-          <w:szCs w:val="32"/>
-        </w:rPr>
-        <w:t>ing</w:t>
-      </w:r>
-      <w:proofErr w:type="spellEnd"/>
-      <w:r>
-        <w:rPr>
-          <w:rFonts w:ascii="Times New Roman" w:hAnsi="Times New Roman" w:cs="Times New Roman"/>
-          <w:b/>
-          <w:bCs/>
-          <w:sz w:val="32"/>
-          <w:szCs w:val="32"/>
-        </w:rPr>
-        <w:t>'.</w:t>
+        <w:t>Add 'ing'.</w:t>
       </w:r>
       <w:r>
         <w:rPr>
@@ -3177,9 +3470,8 @@
           <w:sz w:val="32"/>
           <w:szCs w:val="32"/>
         </w:rPr>
-        <w:t>Put 'A' or '</w:t>
-      </w:r>
-      <w:proofErr w:type="gramStart"/>
+        <w:t>Put '</w:t>
+      </w:r>
       <w:r>
         <w:rPr>
           <w:rFonts w:ascii="Times New Roman" w:hAnsi="Times New Roman" w:cs="Times New Roman"/>
@@ -3188,9 +3480,8 @@
           <w:sz w:val="32"/>
           <w:szCs w:val="32"/>
         </w:rPr>
-        <w:t>an</w:t>
-      </w:r>
-      <w:proofErr w:type="gramEnd"/>
+        <w:t>a</w:t>
+      </w:r>
       <w:r>
         <w:rPr>
           <w:rFonts w:ascii="Times New Roman" w:hAnsi="Times New Roman" w:cs="Times New Roman"/>
@@ -3199,7 +3490,7 @@
           <w:sz w:val="32"/>
           <w:szCs w:val="32"/>
         </w:rPr>
-        <w:t>' before the word.</w:t>
+        <w:t>' or 'an' before the word.</w:t>
       </w:r>
       <w:r>
         <w:rPr>
@@ -3469,7 +3760,19 @@
         <w:rPr>
           <w:rFonts w:ascii="Times New Roman" w:hAnsi="Times New Roman" w:cs="Times New Roman"/>
         </w:rPr>
-        <w:t xml:space="preserve">Mach the sentences with the correct picture. </w:t>
+        <w:t>M</w:t>
+      </w:r>
+      <w:r>
+        <w:rPr>
+          <w:rFonts w:ascii="Times New Roman" w:hAnsi="Times New Roman" w:cs="Times New Roman"/>
+        </w:rPr>
+        <w:t>at</w:t>
+      </w:r>
+      <w:r>
+        <w:rPr>
+          <w:rFonts w:ascii="Times New Roman" w:hAnsi="Times New Roman" w:cs="Times New Roman"/>
+        </w:rPr>
+        <w:t xml:space="preserve">ch the sentences with the correct picture. </w:t>
       </w:r>
       <w:r>
         <w:rPr>
@@ -3806,10 +4109,18 @@
                 <w:noProof/>
               </w:rPr>
               <w:drawing>
-                <wp:inline distT="0" distB="0" distL="0" distR="0" wp14:anchorId="70ECDB98" wp14:editId="49B1409E">
-                  <wp:extent cx="1017987" cy="655513"/>
+                <wp:anchor distT="0" distB="0" distL="114300" distR="114300" simplePos="0" relativeHeight="251676672" behindDoc="0" locked="0" layoutInCell="1" allowOverlap="1" wp14:anchorId="0BED89DC" wp14:editId="22F6B08F">
+                  <wp:simplePos x="0" y="0"/>
+                  <wp:positionH relativeFrom="column">
+                    <wp:posOffset>985520</wp:posOffset>
+                  </wp:positionH>
+                  <wp:positionV relativeFrom="paragraph">
+                    <wp:posOffset>131445</wp:posOffset>
+                  </wp:positionV>
+                  <wp:extent cx="592455" cy="381418"/>
                   <wp:effectExtent l="0" t="0" r="0" b="0"/>
-                  <wp:docPr id="1783939893" name="Picture 83"/>
+                  <wp:wrapNone/>
+                  <wp:docPr id="2082447283" name="Picture 83"/>
                   <wp:cNvGraphicFramePr>
                     <a:graphicFrameLocks xmlns:a="http://schemas.openxmlformats.org/drawingml/2006/main" noChangeAspect="1"/>
                   </wp:cNvGraphicFramePr>
@@ -3836,7 +4147,69 @@
                         <pic:spPr bwMode="auto">
                           <a:xfrm>
                             <a:off x="0" y="0"/>
-                            <a:ext cx="1024491" cy="659701"/>
+                            <a:ext cx="592455" cy="381418"/>
+                          </a:xfrm>
+                          <a:prstGeom prst="rect">
+                            <a:avLst/>
+                          </a:prstGeom>
+                          <a:ln>
+                            <a:noFill/>
+                          </a:ln>
+                          <a:extLst>
+                            <a:ext uri="{53640926-AAD7-44D8-BBD7-CCE9431645EC}">
+                              <a14:shadowObscured xmlns:a14="http://schemas.microsoft.com/office/drawing/2010/main"/>
+                            </a:ext>
+                          </a:extLst>
+                        </pic:spPr>
+                      </pic:pic>
+                    </a:graphicData>
+                  </a:graphic>
+                  <wp14:sizeRelH relativeFrom="margin">
+                    <wp14:pctWidth>0</wp14:pctWidth>
+                  </wp14:sizeRelH>
+                  <wp14:sizeRelV relativeFrom="margin">
+                    <wp14:pctHeight>0</wp14:pctHeight>
+                  </wp14:sizeRelV>
+                </wp:anchor>
+              </w:drawing>
+            </w:r>
+            <w:r>
+              <w:rPr>
+                <w:rFonts w:ascii="Times New Roman" w:hAnsi="Times New Roman" w:cs="Times New Roman"/>
+                <w:noProof/>
+              </w:rPr>
+              <w:drawing>
+                <wp:inline distT="0" distB="0" distL="0" distR="0" wp14:anchorId="131A4B66" wp14:editId="4704ECA1">
+                  <wp:extent cx="1017987" cy="655513"/>
+                  <wp:effectExtent l="0" t="0" r="0" b="0"/>
+                  <wp:docPr id="1783939893" name="Picture 83"/>
+                  <wp:cNvGraphicFramePr>
+                    <a:graphicFrameLocks xmlns:a="http://schemas.openxmlformats.org/drawingml/2006/main" noChangeAspect="1"/>
+                  </wp:cNvGraphicFramePr>
+                  <a:graphic xmlns:a="http://schemas.openxmlformats.org/drawingml/2006/main">
+                    <a:graphicData uri="http://schemas.openxmlformats.org/drawingml/2006/picture">
+                      <pic:pic xmlns:pic="http://schemas.openxmlformats.org/drawingml/2006/picture">
+                        <pic:nvPicPr>
+                          <pic:cNvPr id="1783939893" name="Picture 1783939893"/>
+                          <pic:cNvPicPr/>
+                        </pic:nvPicPr>
+                        <pic:blipFill rotWithShape="1">
+                          <a:blip r:embed="rId17" cstate="print">
+                            <a:extLst>
+                              <a:ext uri="{28A0092B-C50C-407E-A947-70E740481C1C}">
+                                <a14:useLocalDpi xmlns:a14="http://schemas.microsoft.com/office/drawing/2010/main" val="0"/>
+                              </a:ext>
+                            </a:extLst>
+                          </a:blip>
+                          <a:srcRect t="20402" b="15523"/>
+                          <a:stretch>
+                            <a:fillRect/>
+                          </a:stretch>
+                        </pic:blipFill>
+                        <pic:spPr bwMode="auto">
+                          <a:xfrm>
+                            <a:off x="0" y="0"/>
+                            <a:ext cx="1017987" cy="655513"/>
                           </a:xfrm>
                           <a:prstGeom prst="rect">
                             <a:avLst/>
@@ -3939,6 +4312,76 @@
                 <w:noProof/>
               </w:rPr>
               <w:drawing>
+                <wp:anchor distT="0" distB="0" distL="114300" distR="114300" simplePos="0" relativeHeight="251677696" behindDoc="0" locked="0" layoutInCell="1" allowOverlap="1" wp14:anchorId="441BC818" wp14:editId="236A7B32">
+                  <wp:simplePos x="0" y="0"/>
+                  <wp:positionH relativeFrom="column">
+                    <wp:posOffset>820420</wp:posOffset>
+                  </wp:positionH>
+                  <wp:positionV relativeFrom="paragraph">
+                    <wp:posOffset>128270</wp:posOffset>
+                  </wp:positionV>
+                  <wp:extent cx="567055" cy="444933"/>
+                  <wp:effectExtent l="0" t="0" r="4445" b="0"/>
+                  <wp:wrapNone/>
+                  <wp:docPr id="410557831" name="Picture 85"/>
+                  <wp:cNvGraphicFramePr>
+                    <a:graphicFrameLocks xmlns:a="http://schemas.openxmlformats.org/drawingml/2006/main" noChangeAspect="1"/>
+                  </wp:cNvGraphicFramePr>
+                  <a:graphic xmlns:a="http://schemas.openxmlformats.org/drawingml/2006/main">
+                    <a:graphicData uri="http://schemas.openxmlformats.org/drawingml/2006/picture">
+                      <pic:pic xmlns:pic="http://schemas.openxmlformats.org/drawingml/2006/picture">
+                        <pic:nvPicPr>
+                          <pic:cNvPr id="42537011" name="Picture 42537011"/>
+                          <pic:cNvPicPr/>
+                        </pic:nvPicPr>
+                        <pic:blipFill rotWithShape="1">
+                          <a:blip r:embed="rId18" cstate="print">
+                            <a:extLst>
+                              <a:ext uri="{28A0092B-C50C-407E-A947-70E740481C1C}">
+                                <a14:useLocalDpi xmlns:a14="http://schemas.microsoft.com/office/drawing/2010/main" val="0"/>
+                              </a:ext>
+                            </a:extLst>
+                          </a:blip>
+                          <a:srcRect t="10793" b="11129"/>
+                          <a:stretch>
+                            <a:fillRect/>
+                          </a:stretch>
+                        </pic:blipFill>
+                        <pic:spPr bwMode="auto">
+                          <a:xfrm>
+                            <a:off x="0" y="0"/>
+                            <a:ext cx="567055" cy="444933"/>
+                          </a:xfrm>
+                          <a:prstGeom prst="rect">
+                            <a:avLst/>
+                          </a:prstGeom>
+                          <a:ln>
+                            <a:noFill/>
+                          </a:ln>
+                          <a:extLst>
+                            <a:ext uri="{53640926-AAD7-44D8-BBD7-CCE9431645EC}">
+                              <a14:shadowObscured xmlns:a14="http://schemas.microsoft.com/office/drawing/2010/main"/>
+                            </a:ext>
+                          </a:extLst>
+                        </pic:spPr>
+                      </pic:pic>
+                    </a:graphicData>
+                  </a:graphic>
+                  <wp14:sizeRelH relativeFrom="margin">
+                    <wp14:pctWidth>0</wp14:pctWidth>
+                  </wp14:sizeRelH>
+                  <wp14:sizeRelV relativeFrom="margin">
+                    <wp14:pctHeight>0</wp14:pctHeight>
+                  </wp14:sizeRelV>
+                </wp:anchor>
+              </w:drawing>
+            </w:r>
+            <w:r>
+              <w:rPr>
+                <w:rFonts w:ascii="Times New Roman" w:hAnsi="Times New Roman" w:cs="Times New Roman"/>
+                <w:noProof/>
+              </w:rPr>
+              <w:drawing>
                 <wp:inline distT="0" distB="0" distL="0" distR="0" wp14:anchorId="3008DB9F" wp14:editId="5EDE1DA7">
                   <wp:extent cx="884583" cy="694105"/>
                   <wp:effectExtent l="0" t="0" r="0" b="0"/>
@@ -3954,7 +4397,7 @@
                           <pic:cNvPicPr/>
                         </pic:nvPicPr>
                         <pic:blipFill rotWithShape="1">
-                          <a:blip r:embed="rId17" cstate="print">
+                          <a:blip r:embed="rId19" cstate="print">
                             <a:extLst>
                               <a:ext uri="{28A0092B-C50C-407E-A947-70E740481C1C}">
                                 <a14:useLocalDpi xmlns:a14="http://schemas.microsoft.com/office/drawing/2010/main" val="0"/>
@@ -4072,7 +4515,7 @@
                 <w:noProof/>
               </w:rPr>
               <w:drawing>
-                <wp:inline distT="0" distB="0" distL="0" distR="0" wp14:anchorId="0A248708" wp14:editId="365CFEF2">
+                <wp:inline distT="0" distB="0" distL="0" distR="0" wp14:anchorId="0A248708" wp14:editId="039A970E">
                   <wp:extent cx="695740" cy="699196"/>
                   <wp:effectExtent l="0" t="0" r="9525" b="5715"/>
                   <wp:docPr id="2078002267" name="Picture 84"/>
@@ -4087,7 +4530,7 @@
                           <pic:cNvPicPr/>
                         </pic:nvPicPr>
                         <pic:blipFill>
-                          <a:blip r:embed="rId18" cstate="print">
+                          <a:blip r:embed="rId20" cstate="print">
                             <a:extLst>
                               <a:ext uri="{28A0092B-C50C-407E-A947-70E740481C1C}">
                                 <a14:useLocalDpi xmlns:a14="http://schemas.microsoft.com/office/drawing/2010/main" val="0"/>
@@ -4240,7 +4683,6 @@
           <w:bCs w:val="0"/>
         </w:rPr>
       </w:pPr>
-      <w:proofErr w:type="spellStart"/>
       <w:r>
         <w:rPr>
           <w:rFonts w:ascii="Times New Roman" w:hAnsi="Times New Roman" w:cs="Times New Roman"/>
@@ -4263,16 +4705,7 @@
           <w:b w:val="0"/>
           <w:bCs w:val="0"/>
         </w:rPr>
-        <w:t>a</w:t>
-      </w:r>
-      <w:proofErr w:type="spellEnd"/>
-      <w:r>
-        <w:rPr>
-          <w:rFonts w:ascii="Times New Roman" w:hAnsi="Times New Roman" w:cs="Times New Roman"/>
-          <w:b w:val="0"/>
-          <w:bCs w:val="0"/>
-        </w:rPr>
-        <w:t xml:space="preserve"> student.</w:t>
+        <w:t>a student.</w:t>
       </w:r>
     </w:p>
     <w:p>
@@ -4367,7 +4800,6 @@
           <w:bCs w:val="0"/>
         </w:rPr>
       </w:pPr>
-      <w:proofErr w:type="spellStart"/>
       <w:r>
         <w:rPr>
           <w:rFonts w:ascii="Times New Roman" w:hAnsi="Times New Roman" w:cs="Times New Roman"/>
@@ -4390,16 +4822,7 @@
           <w:b w:val="0"/>
           <w:bCs w:val="0"/>
         </w:rPr>
-        <w:t>friends</w:t>
-      </w:r>
-      <w:proofErr w:type="spellEnd"/>
-      <w:r>
-        <w:rPr>
-          <w:rFonts w:ascii="Times New Roman" w:hAnsi="Times New Roman" w:cs="Times New Roman"/>
-          <w:b w:val="0"/>
-          <w:bCs w:val="0"/>
-        </w:rPr>
-        <w:t>.</w:t>
+        <w:t>friends.</w:t>
       </w:r>
     </w:p>
     <w:p>
@@ -4450,9 +4873,81 @@
       </w:pPr>
       <w:r>
         <w:rPr>
-          <w:rFonts w:ascii="Times New Roman" w:hAnsi="Times New Roman" w:cs="Times New Roman"/>
+          <w:noProof/>
         </w:rPr>
         <w:lastRenderedPageBreak/>
+        <w:drawing>
+          <wp:anchor distT="0" distB="0" distL="114300" distR="114300" simplePos="0" relativeHeight="251678720" behindDoc="0" locked="0" layoutInCell="1" allowOverlap="1" wp14:anchorId="375C12BB" wp14:editId="3D303647">
+            <wp:simplePos x="0" y="0"/>
+            <wp:positionH relativeFrom="column">
+              <wp:posOffset>5480050</wp:posOffset>
+            </wp:positionH>
+            <wp:positionV relativeFrom="paragraph">
+              <wp:posOffset>266700</wp:posOffset>
+            </wp:positionV>
+            <wp:extent cx="697865" cy="425450"/>
+            <wp:effectExtent l="0" t="0" r="6985" b="0"/>
+            <wp:wrapNone/>
+            <wp:docPr id="445193129" name="Picture 14" descr="Hat Cartoon Vector Illustration Black White"/>
+            <wp:cNvGraphicFramePr>
+              <a:graphicFrameLocks xmlns:a="http://schemas.openxmlformats.org/drawingml/2006/main" noChangeAspect="1"/>
+            </wp:cNvGraphicFramePr>
+            <a:graphic xmlns:a="http://schemas.openxmlformats.org/drawingml/2006/main">
+              <a:graphicData uri="http://schemas.openxmlformats.org/drawingml/2006/picture">
+                <pic:pic xmlns:pic="http://schemas.openxmlformats.org/drawingml/2006/picture">
+                  <pic:nvPicPr>
+                    <pic:cNvPr id="0" name="Picture 1" descr="Hat Cartoon Vector Illustration Black White"/>
+                    <pic:cNvPicPr>
+                      <a:picLocks noChangeAspect="1" noChangeArrowheads="1"/>
+                    </pic:cNvPicPr>
+                  </pic:nvPicPr>
+                  <pic:blipFill rotWithShape="1">
+                    <a:blip r:embed="rId21" cstate="print">
+                      <a:extLst>
+                        <a:ext uri="{28A0092B-C50C-407E-A947-70E740481C1C}">
+                          <a14:useLocalDpi xmlns:a14="http://schemas.microsoft.com/office/drawing/2010/main" val="0"/>
+                        </a:ext>
+                      </a:extLst>
+                    </a:blip>
+                    <a:srcRect t="8787" b="17620"/>
+                    <a:stretch>
+                      <a:fillRect/>
+                    </a:stretch>
+                  </pic:blipFill>
+                  <pic:spPr bwMode="auto">
+                    <a:xfrm>
+                      <a:off x="0" y="0"/>
+                      <a:ext cx="697865" cy="425450"/>
+                    </a:xfrm>
+                    <a:prstGeom prst="rect">
+                      <a:avLst/>
+                    </a:prstGeom>
+                    <a:noFill/>
+                    <a:ln>
+                      <a:noFill/>
+                    </a:ln>
+                    <a:extLst>
+                      <a:ext uri="{53640926-AAD7-44D8-BBD7-CCE9431645EC}">
+                        <a14:shadowObscured xmlns:a14="http://schemas.microsoft.com/office/drawing/2010/main"/>
+                      </a:ext>
+                    </a:extLst>
+                  </pic:spPr>
+                </pic:pic>
+              </a:graphicData>
+            </a:graphic>
+            <wp14:sizeRelH relativeFrom="margin">
+              <wp14:pctWidth>0</wp14:pctWidth>
+            </wp14:sizeRelH>
+            <wp14:sizeRelV relativeFrom="margin">
+              <wp14:pctHeight>0</wp14:pctHeight>
+            </wp14:sizeRelV>
+          </wp:anchor>
+        </w:drawing>
+      </w:r>
+      <w:r>
+        <w:rPr>
+          <w:rFonts w:ascii="Times New Roman" w:hAnsi="Times New Roman" w:cs="Times New Roman"/>
+        </w:rPr>
         <w:t>Answer the question in '</w:t>
       </w:r>
       <w:r>
@@ -4525,6 +5020,78 @@
       </w:pPr>
       <w:r>
         <w:rPr>
+          <w:noProof/>
+        </w:rPr>
+        <w:drawing>
+          <wp:anchor distT="0" distB="0" distL="114300" distR="114300" simplePos="0" relativeHeight="251679744" behindDoc="0" locked="0" layoutInCell="1" allowOverlap="1" wp14:anchorId="1FA989BC" wp14:editId="40CE1609">
+            <wp:simplePos x="0" y="0"/>
+            <wp:positionH relativeFrom="column">
+              <wp:posOffset>5693410</wp:posOffset>
+            </wp:positionH>
+            <wp:positionV relativeFrom="paragraph">
+              <wp:posOffset>262722</wp:posOffset>
+            </wp:positionV>
+            <wp:extent cx="593078" cy="518168"/>
+            <wp:effectExtent l="0" t="0" r="0" b="0"/>
+            <wp:wrapNone/>
+            <wp:docPr id="36471966" name="Picture 15" descr="22,000+ Black And White Insects Stock Photos, Pictures ..."/>
+            <wp:cNvGraphicFramePr>
+              <a:graphicFrameLocks xmlns:a="http://schemas.openxmlformats.org/drawingml/2006/main" noChangeAspect="1"/>
+            </wp:cNvGraphicFramePr>
+            <a:graphic xmlns:a="http://schemas.openxmlformats.org/drawingml/2006/main">
+              <a:graphicData uri="http://schemas.openxmlformats.org/drawingml/2006/picture">
+                <pic:pic xmlns:pic="http://schemas.openxmlformats.org/drawingml/2006/picture">
+                  <pic:nvPicPr>
+                    <pic:cNvPr id="0" name="Picture 3" descr="22,000+ Black And White Insects Stock Photos, Pictures ..."/>
+                    <pic:cNvPicPr>
+                      <a:picLocks noChangeAspect="1" noChangeArrowheads="1"/>
+                    </pic:cNvPicPr>
+                  </pic:nvPicPr>
+                  <pic:blipFill rotWithShape="1">
+                    <a:blip r:embed="rId22" cstate="print">
+                      <a:extLst>
+                        <a:ext uri="{28A0092B-C50C-407E-A947-70E740481C1C}">
+                          <a14:useLocalDpi xmlns:a14="http://schemas.microsoft.com/office/drawing/2010/main" val="0"/>
+                        </a:ext>
+                      </a:extLst>
+                    </a:blip>
+                    <a:srcRect l="24269" t="29745" r="25416" b="26293"/>
+                    <a:stretch>
+                      <a:fillRect/>
+                    </a:stretch>
+                  </pic:blipFill>
+                  <pic:spPr bwMode="auto">
+                    <a:xfrm>
+                      <a:off x="0" y="0"/>
+                      <a:ext cx="593078" cy="518168"/>
+                    </a:xfrm>
+                    <a:prstGeom prst="rect">
+                      <a:avLst/>
+                    </a:prstGeom>
+                    <a:noFill/>
+                    <a:ln>
+                      <a:noFill/>
+                    </a:ln>
+                    <a:extLst>
+                      <a:ext uri="{53640926-AAD7-44D8-BBD7-CCE9431645EC}">
+                        <a14:shadowObscured xmlns:a14="http://schemas.microsoft.com/office/drawing/2010/main"/>
+                      </a:ext>
+                    </a:extLst>
+                  </pic:spPr>
+                </pic:pic>
+              </a:graphicData>
+            </a:graphic>
+            <wp14:sizeRelH relativeFrom="margin">
+              <wp14:pctWidth>0</wp14:pctWidth>
+            </wp14:sizeRelH>
+            <wp14:sizeRelV relativeFrom="margin">
+              <wp14:pctHeight>0</wp14:pctHeight>
+            </wp14:sizeRelV>
+          </wp:anchor>
+        </w:drawing>
+      </w:r>
+      <w:r>
+        <w:rPr>
           <w:rFonts w:ascii="Times New Roman" w:hAnsi="Times New Roman" w:cs="Times New Roman"/>
           <w:b w:val="0"/>
           <w:bCs w:val="0"/>
@@ -4552,6 +5119,9 @@
           <w:bCs w:val="0"/>
         </w:rPr>
         <w:t>Is this a bug?</w:t>
+      </w:r>
+      <w:r>
+        <w:t xml:space="preserve"> </w:t>
       </w:r>
     </w:p>
     <w:p>
@@ -4570,6 +5140,85 @@
       </w:pPr>
       <w:r>
         <w:rPr>
+          <w:noProof/>
+        </w:rPr>
+        <w:drawing>
+          <wp:anchor distT="0" distB="0" distL="114300" distR="114300" simplePos="0" relativeHeight="251680768" behindDoc="0" locked="0" layoutInCell="1" allowOverlap="1" wp14:anchorId="255BF3CF" wp14:editId="77EA38C4">
+            <wp:simplePos x="0" y="0"/>
+            <wp:positionH relativeFrom="column">
+              <wp:posOffset>5822315</wp:posOffset>
+            </wp:positionH>
+            <wp:positionV relativeFrom="paragraph">
+              <wp:posOffset>248656</wp:posOffset>
+            </wp:positionV>
+            <wp:extent cx="520652" cy="520652"/>
+            <wp:effectExtent l="0" t="0" r="0" b="0"/>
+            <wp:wrapNone/>
+            <wp:docPr id="654758657" name="Picture 16" descr="Rose Black And White Images | Free Photos, PNG Stickers ..."/>
+            <wp:cNvGraphicFramePr>
+              <a:graphicFrameLocks xmlns:a="http://schemas.openxmlformats.org/drawingml/2006/main" noChangeAspect="1"/>
+            </wp:cNvGraphicFramePr>
+            <a:graphic xmlns:a="http://schemas.openxmlformats.org/drawingml/2006/main">
+              <a:graphicData uri="http://schemas.openxmlformats.org/drawingml/2006/picture">
+                <pic:pic xmlns:pic="http://schemas.openxmlformats.org/drawingml/2006/picture">
+                  <pic:nvPicPr>
+                    <pic:cNvPr id="0" name="Picture 5" descr="Rose Black And White Images | Free Photos, PNG Stickers ..."/>
+                    <pic:cNvPicPr>
+                      <a:picLocks noChangeAspect="1" noChangeArrowheads="1"/>
+                    </pic:cNvPicPr>
+                  </pic:nvPicPr>
+                  <pic:blipFill>
+                    <a:blip r:embed="rId23" cstate="print">
+                      <a:extLst>
+                        <a:ext uri="{BEBA8EAE-BF5A-486C-A8C5-ECC9F3942E4B}">
+                          <a14:imgProps xmlns:a14="http://schemas.microsoft.com/office/drawing/2010/main">
+                            <a14:imgLayer r:embed="rId24">
+                              <a14:imgEffect>
+                                <a14:sharpenSoften amount="50000"/>
+                              </a14:imgEffect>
+                              <a14:imgEffect>
+                                <a14:brightnessContrast bright="40000" contrast="-40000"/>
+                              </a14:imgEffect>
+                            </a14:imgLayer>
+                          </a14:imgProps>
+                        </a:ext>
+                        <a:ext uri="{28A0092B-C50C-407E-A947-70E740481C1C}">
+                          <a14:useLocalDpi xmlns:a14="http://schemas.microsoft.com/office/drawing/2010/main" val="0"/>
+                        </a:ext>
+                      </a:extLst>
+                    </a:blip>
+                    <a:srcRect/>
+                    <a:stretch>
+                      <a:fillRect/>
+                    </a:stretch>
+                  </pic:blipFill>
+                  <pic:spPr bwMode="auto">
+                    <a:xfrm>
+                      <a:off x="0" y="0"/>
+                      <a:ext cx="520652" cy="520652"/>
+                    </a:xfrm>
+                    <a:prstGeom prst="rect">
+                      <a:avLst/>
+                    </a:prstGeom>
+                    <a:noFill/>
+                    <a:ln>
+                      <a:noFill/>
+                    </a:ln>
+                  </pic:spPr>
+                </pic:pic>
+              </a:graphicData>
+            </a:graphic>
+            <wp14:sizeRelH relativeFrom="margin">
+              <wp14:pctWidth>0</wp14:pctWidth>
+            </wp14:sizeRelH>
+            <wp14:sizeRelV relativeFrom="margin">
+              <wp14:pctHeight>0</wp14:pctHeight>
+            </wp14:sizeRelV>
+          </wp:anchor>
+        </w:drawing>
+      </w:r>
+      <w:r>
+        <w:rPr>
           <w:rFonts w:ascii="Times New Roman" w:hAnsi="Times New Roman" w:cs="Times New Roman"/>
           <w:b w:val="0"/>
           <w:bCs w:val="0"/>
@@ -4615,6 +5264,78 @@
       </w:pPr>
       <w:r>
         <w:rPr>
+          <w:noProof/>
+        </w:rPr>
+        <w:drawing>
+          <wp:anchor distT="0" distB="0" distL="114300" distR="114300" simplePos="0" relativeHeight="251681792" behindDoc="0" locked="0" layoutInCell="1" allowOverlap="1" wp14:anchorId="066FDE52" wp14:editId="6BEC653A">
+            <wp:simplePos x="0" y="0"/>
+            <wp:positionH relativeFrom="column">
+              <wp:posOffset>5695570</wp:posOffset>
+            </wp:positionH>
+            <wp:positionV relativeFrom="paragraph">
+              <wp:posOffset>77153</wp:posOffset>
+            </wp:positionV>
+            <wp:extent cx="727516" cy="1118933"/>
+            <wp:effectExtent l="0" t="5397" r="0" b="0"/>
+            <wp:wrapNone/>
+            <wp:docPr id="484068710" name="Picture 17" descr="Pen Black And White Vector Art, Icons, and Graphics for Free ..."/>
+            <wp:cNvGraphicFramePr>
+              <a:graphicFrameLocks xmlns:a="http://schemas.openxmlformats.org/drawingml/2006/main" noChangeAspect="1"/>
+            </wp:cNvGraphicFramePr>
+            <a:graphic xmlns:a="http://schemas.openxmlformats.org/drawingml/2006/main">
+              <a:graphicData uri="http://schemas.openxmlformats.org/drawingml/2006/picture">
+                <pic:pic xmlns:pic="http://schemas.openxmlformats.org/drawingml/2006/picture">
+                  <pic:nvPicPr>
+                    <pic:cNvPr id="0" name="Picture 7" descr="Pen Black And White Vector Art, Icons, and Graphics for Free ..."/>
+                    <pic:cNvPicPr>
+                      <a:picLocks noChangeAspect="1" noChangeArrowheads="1"/>
+                    </pic:cNvPicPr>
+                  </pic:nvPicPr>
+                  <pic:blipFill rotWithShape="1">
+                    <a:blip r:embed="rId25">
+                      <a:extLst>
+                        <a:ext uri="{28A0092B-C50C-407E-A947-70E740481C1C}">
+                          <a14:useLocalDpi xmlns:a14="http://schemas.microsoft.com/office/drawing/2010/main" val="0"/>
+                        </a:ext>
+                      </a:extLst>
+                    </a:blip>
+                    <a:srcRect l="22178" t="7662" r="17318" b="5991"/>
+                    <a:stretch>
+                      <a:fillRect/>
+                    </a:stretch>
+                  </pic:blipFill>
+                  <pic:spPr bwMode="auto">
+                    <a:xfrm rot="5400000" flipH="1">
+                      <a:off x="0" y="0"/>
+                      <a:ext cx="727516" cy="1118933"/>
+                    </a:xfrm>
+                    <a:prstGeom prst="rect">
+                      <a:avLst/>
+                    </a:prstGeom>
+                    <a:noFill/>
+                    <a:ln>
+                      <a:noFill/>
+                    </a:ln>
+                    <a:extLst>
+                      <a:ext uri="{53640926-AAD7-44D8-BBD7-CCE9431645EC}">
+                        <a14:shadowObscured xmlns:a14="http://schemas.microsoft.com/office/drawing/2010/main"/>
+                      </a:ext>
+                    </a:extLst>
+                  </pic:spPr>
+                </pic:pic>
+              </a:graphicData>
+            </a:graphic>
+            <wp14:sizeRelH relativeFrom="margin">
+              <wp14:pctWidth>0</wp14:pctWidth>
+            </wp14:sizeRelH>
+            <wp14:sizeRelV relativeFrom="margin">
+              <wp14:pctHeight>0</wp14:pctHeight>
+            </wp14:sizeRelV>
+          </wp:anchor>
+        </w:drawing>
+      </w:r>
+      <w:r>
+        <w:rPr>
           <w:rFonts w:ascii="Times New Roman" w:hAnsi="Times New Roman" w:cs="Times New Roman"/>
           <w:b w:val="0"/>
           <w:bCs w:val="0"/>
@@ -4658,6 +5379,9 @@
         </w:rPr>
         <w:t>Is this a book?</w:t>
       </w:r>
+      <w:r>
+        <w:t xml:space="preserve"> </w:t>
+      </w:r>
     </w:p>
     <w:p>
       <w:pPr>
@@ -4675,6 +5399,78 @@
       </w:pPr>
       <w:r>
         <w:rPr>
+          <w:noProof/>
+        </w:rPr>
+        <w:drawing>
+          <wp:anchor distT="0" distB="0" distL="114300" distR="114300" simplePos="0" relativeHeight="251682816" behindDoc="0" locked="0" layoutInCell="1" allowOverlap="1" wp14:anchorId="26283433" wp14:editId="1C5A1E21">
+            <wp:simplePos x="0" y="0"/>
+            <wp:positionH relativeFrom="column">
+              <wp:posOffset>5863133</wp:posOffset>
+            </wp:positionH>
+            <wp:positionV relativeFrom="paragraph">
+              <wp:posOffset>259944</wp:posOffset>
+            </wp:positionV>
+            <wp:extent cx="326898" cy="476547"/>
+            <wp:effectExtent l="0" t="0" r="0" b="0"/>
+            <wp:wrapNone/>
+            <wp:docPr id="601352736" name="Picture 18" descr="A black and white drawing of a child with a striped shirt on ..."/>
+            <wp:cNvGraphicFramePr>
+              <a:graphicFrameLocks xmlns:a="http://schemas.openxmlformats.org/drawingml/2006/main" noChangeAspect="1"/>
+            </wp:cNvGraphicFramePr>
+            <a:graphic xmlns:a="http://schemas.openxmlformats.org/drawingml/2006/main">
+              <a:graphicData uri="http://schemas.openxmlformats.org/drawingml/2006/picture">
+                <pic:pic xmlns:pic="http://schemas.openxmlformats.org/drawingml/2006/picture">
+                  <pic:nvPicPr>
+                    <pic:cNvPr id="0" name="Picture 9" descr="A black and white drawing of a child with a striped shirt on ..."/>
+                    <pic:cNvPicPr>
+                      <a:picLocks noChangeAspect="1" noChangeArrowheads="1"/>
+                    </pic:cNvPicPr>
+                  </pic:nvPicPr>
+                  <pic:blipFill rotWithShape="1">
+                    <a:blip r:embed="rId26" cstate="print">
+                      <a:extLst>
+                        <a:ext uri="{28A0092B-C50C-407E-A947-70E740481C1C}">
+                          <a14:useLocalDpi xmlns:a14="http://schemas.microsoft.com/office/drawing/2010/main" val="0"/>
+                        </a:ext>
+                      </a:extLst>
+                    </a:blip>
+                    <a:srcRect l="15933" r="15604" b="20132"/>
+                    <a:stretch>
+                      <a:fillRect/>
+                    </a:stretch>
+                  </pic:blipFill>
+                  <pic:spPr bwMode="auto">
+                    <a:xfrm>
+                      <a:off x="0" y="0"/>
+                      <a:ext cx="334071" cy="487004"/>
+                    </a:xfrm>
+                    <a:prstGeom prst="rect">
+                      <a:avLst/>
+                    </a:prstGeom>
+                    <a:noFill/>
+                    <a:ln>
+                      <a:noFill/>
+                    </a:ln>
+                    <a:extLst>
+                      <a:ext uri="{53640926-AAD7-44D8-BBD7-CCE9431645EC}">
+                        <a14:shadowObscured xmlns:a14="http://schemas.microsoft.com/office/drawing/2010/main"/>
+                      </a:ext>
+                    </a:extLst>
+                  </pic:spPr>
+                </pic:pic>
+              </a:graphicData>
+            </a:graphic>
+            <wp14:sizeRelH relativeFrom="margin">
+              <wp14:pctWidth>0</wp14:pctWidth>
+            </wp14:sizeRelH>
+            <wp14:sizeRelV relativeFrom="margin">
+              <wp14:pctHeight>0</wp14:pctHeight>
+            </wp14:sizeRelV>
+          </wp:anchor>
+        </w:drawing>
+      </w:r>
+      <w:r>
+        <w:rPr>
           <w:rFonts w:ascii="Times New Roman" w:hAnsi="Times New Roman" w:cs="Times New Roman"/>
           <w:b w:val="0"/>
           <w:bCs w:val="0"/>
@@ -4702,6 +5498,9 @@
           <w:bCs w:val="0"/>
         </w:rPr>
         <w:t>is this a kid?</w:t>
+      </w:r>
+      <w:r>
+        <w:t xml:space="preserve"> </w:t>
       </w:r>
     </w:p>
     <w:p>
@@ -5172,6 +5971,86 @@
         <w:tblLook w:val="04A0" w:firstRow="1" w:lastRow="0" w:firstColumn="1" w:lastColumn="0" w:noHBand="0" w:noVBand="1"/>
       </w:tblPr>
       <w:tblGrid>
+        <w:gridCol w:w="5869"/>
+        <w:gridCol w:w="3960"/>
+      </w:tblGrid>
+      <w:tr>
+        <w:trPr>
+          <w:trHeight w:val="494"/>
+        </w:trPr>
+        <w:tc>
+          <w:tcPr>
+            <w:tcW w:w="5869" w:type="dxa"/>
+            <w:tcBorders>
+              <w:left w:val="single" w:sz="4" w:space="0" w:color="auto"/>
+              <w:right w:val="nil"/>
+            </w:tcBorders>
+          </w:tcPr>
+          <w:p>
+            <w:pPr>
+              <w:pStyle w:val="questions"/>
+              <w:numPr>
+                <w:ilvl w:val="0"/>
+                <w:numId w:val="0"/>
+              </w:numPr>
+              <w:spacing w:line="360" w:lineRule="auto"/>
+              <w:rPr>
+                <w:rFonts w:ascii="Times New Roman" w:hAnsi="Times New Roman" w:cs="Times New Roman"/>
+                <w:sz w:val="16"/>
+                <w:szCs w:val="16"/>
+              </w:rPr>
+            </w:pPr>
+          </w:p>
+        </w:tc>
+        <w:tc>
+          <w:tcPr>
+            <w:tcW w:w="3960" w:type="dxa"/>
+            <w:tcBorders>
+              <w:left w:val="nil"/>
+            </w:tcBorders>
+          </w:tcPr>
+          <w:p>
+            <w:pPr>
+              <w:pStyle w:val="questions"/>
+              <w:numPr>
+                <w:ilvl w:val="0"/>
+                <w:numId w:val="0"/>
+              </w:numPr>
+              <w:spacing w:line="360" w:lineRule="auto"/>
+              <w:rPr>
+                <w:rFonts w:ascii="Times New Roman" w:hAnsi="Times New Roman" w:cs="Times New Roman"/>
+                <w:sz w:val="16"/>
+                <w:szCs w:val="16"/>
+              </w:rPr>
+            </w:pPr>
+          </w:p>
+        </w:tc>
+      </w:tr>
+    </w:tbl>
+    <w:p>
+      <w:pPr>
+        <w:pStyle w:val="questions"/>
+        <w:numPr>
+          <w:ilvl w:val="0"/>
+          <w:numId w:val="0"/>
+        </w:numPr>
+        <w:spacing w:line="360" w:lineRule="auto"/>
+        <w:ind w:left="426"/>
+        <w:rPr>
+          <w:rFonts w:ascii="Times New Roman" w:hAnsi="Times New Roman" w:cs="Times New Roman"/>
+          <w:sz w:val="16"/>
+          <w:szCs w:val="16"/>
+        </w:rPr>
+      </w:pPr>
+    </w:p>
+    <w:tbl>
+      <w:tblPr>
+        <w:tblStyle w:val="TableGrid"/>
+        <w:tblW w:w="0" w:type="auto"/>
+        <w:tblInd w:w="426" w:type="dxa"/>
+        <w:tblLook w:val="04A0" w:firstRow="1" w:lastRow="0" w:firstColumn="1" w:lastColumn="0" w:noHBand="0" w:noVBand="1"/>
+      </w:tblPr>
+      <w:tblGrid>
         <w:gridCol w:w="9854"/>
       </w:tblGrid>
       <w:tr>
@@ -5279,79 +6158,39 @@
           <w:sz w:val="32"/>
           <w:szCs w:val="32"/>
         </w:rPr>
-        <w:t>My name is……………………………………………</w:t>
-      </w:r>
-      <w:proofErr w:type="gramStart"/>
-      <w:r>
-        <w:rPr>
-          <w:rFonts w:ascii="Times New Roman" w:hAnsi="Times New Roman" w:cs="Times New Roman"/>
-          <w:sz w:val="32"/>
-          <w:szCs w:val="32"/>
-        </w:rPr>
-        <w:t>…..</w:t>
-      </w:r>
-      <w:proofErr w:type="gramEnd"/>
-      <w:r>
-        <w:rPr>
-          <w:rFonts w:ascii="Times New Roman" w:hAnsi="Times New Roman" w:cs="Times New Roman"/>
-          <w:sz w:val="32"/>
-          <w:szCs w:val="32"/>
-        </w:rPr>
-        <w:t xml:space="preserve"> I am …</w:t>
-      </w:r>
-      <w:proofErr w:type="gramStart"/>
-      <w:r>
-        <w:rPr>
-          <w:rFonts w:ascii="Times New Roman" w:hAnsi="Times New Roman" w:cs="Times New Roman"/>
-          <w:sz w:val="32"/>
-          <w:szCs w:val="32"/>
-        </w:rPr>
-        <w:t>…..</w:t>
-      </w:r>
-      <w:proofErr w:type="gramEnd"/>
-      <w:r>
-        <w:rPr>
-          <w:rFonts w:ascii="Times New Roman" w:hAnsi="Times New Roman" w:cs="Times New Roman"/>
-          <w:sz w:val="32"/>
-          <w:szCs w:val="32"/>
-        </w:rPr>
-        <w:t>years old. I am a ………………(girl/boy). I study in ……………</w:t>
-      </w:r>
-      <w:proofErr w:type="gramStart"/>
-      <w:r>
-        <w:rPr>
-          <w:rFonts w:ascii="Times New Roman" w:hAnsi="Times New Roman" w:cs="Times New Roman"/>
-          <w:sz w:val="32"/>
-          <w:szCs w:val="32"/>
-        </w:rPr>
-        <w:t>…..</w:t>
-      </w:r>
-      <w:proofErr w:type="gramEnd"/>
-      <w:r>
-        <w:rPr>
-          <w:rFonts w:ascii="Times New Roman" w:hAnsi="Times New Roman" w:cs="Times New Roman"/>
-          <w:sz w:val="32"/>
-          <w:szCs w:val="32"/>
-        </w:rPr>
-        <w:t xml:space="preserve">My favorite </w:t>
-      </w:r>
-      <w:proofErr w:type="spellStart"/>
-      <w:r>
-        <w:rPr>
-          <w:rFonts w:ascii="Times New Roman" w:hAnsi="Times New Roman" w:cs="Times New Roman"/>
-          <w:sz w:val="32"/>
-          <w:szCs w:val="32"/>
-        </w:rPr>
-        <w:t>colour</w:t>
-      </w:r>
-      <w:proofErr w:type="spellEnd"/>
-      <w:r>
-        <w:rPr>
-          <w:rFonts w:ascii="Times New Roman" w:hAnsi="Times New Roman" w:cs="Times New Roman"/>
-          <w:sz w:val="32"/>
-          <w:szCs w:val="32"/>
-        </w:rPr>
-        <w:t xml:space="preserve"> is ……………………… I like to eat …………….</w:t>
+        <w:t xml:space="preserve">My name is……………………………………………….. I am ……..years old. I am a ………………(girl/boy). I study in ………………..My </w:t>
+      </w:r>
+      <w:r>
+        <w:rPr>
+          <w:rFonts w:ascii="Times New Roman" w:hAnsi="Times New Roman" w:cs="Times New Roman"/>
+          <w:sz w:val="32"/>
+          <w:szCs w:val="32"/>
+        </w:rPr>
+        <w:t>f</w:t>
+      </w:r>
+      <w:r>
+        <w:rPr>
+          <w:rFonts w:ascii="Times New Roman" w:hAnsi="Times New Roman" w:cs="Times New Roman"/>
+          <w:sz w:val="32"/>
+          <w:szCs w:val="32"/>
+        </w:rPr>
+        <w:t>a</w:t>
+      </w:r>
+      <w:r>
+        <w:rPr>
+          <w:rFonts w:ascii="Times New Roman" w:hAnsi="Times New Roman" w:cs="Times New Roman"/>
+          <w:sz w:val="32"/>
+          <w:szCs w:val="32"/>
+        </w:rPr>
+        <w:t>vourite</w:t>
+      </w:r>
+      <w:r>
+        <w:rPr>
+          <w:rFonts w:ascii="Times New Roman" w:hAnsi="Times New Roman" w:cs="Times New Roman"/>
+          <w:sz w:val="32"/>
+          <w:szCs w:val="32"/>
+        </w:rPr>
+        <w:t xml:space="preserve"> colour is ……………………… I like to eat …………….</w:t>
       </w:r>
     </w:p>
     <w:p>

--- a/Received/ukg/ukg, english.docx
+++ b/Received/ukg/ukg, english.docx
@@ -2,6 +2,7 @@
 <file path=word/document.xml><?xml version="1.0" encoding="utf-8"?>
 <w:document xmlns:wpc="http://schemas.microsoft.com/office/word/2010/wordprocessingCanvas" xmlns:cx="http://schemas.microsoft.com/office/drawing/2014/chartex" xmlns:cx1="http://schemas.microsoft.com/office/drawing/2015/9/8/chartex" xmlns:cx2="http://schemas.microsoft.com/office/drawing/2015/10/21/chartex" xmlns:cx3="http://schemas.microsoft.com/office/drawing/2016/5/9/chartex" xmlns:cx4="http://schemas.microsoft.com/office/drawing/2016/5/10/chartex" xmlns:cx5="http://schemas.microsoft.com/office/drawing/2016/5/11/chartex" xmlns:cx6="http://schemas.microsoft.com/office/drawing/2016/5/12/chartex" xmlns:cx7="http://schemas.microsoft.com/office/drawing/2016/5/13/chartex" xmlns:cx8="http://schemas.microsoft.com/office/drawing/2016/5/14/chartex" xmlns:mc="http://schemas.openxmlformats.org/markup-compatibility/2006" xmlns:aink="http://schemas.microsoft.com/office/drawing/2016/ink" xmlns:am3d="http://schemas.microsoft.com/office/drawing/2017/model3d" xmlns:o="urn:schemas-microsoft-com:office:office" xmlns:oel="http://schemas.microsoft.com/office/2019/extlst" xmlns:r="http://schemas.openxmlformats.org/officeDocument/2006/relationships" xmlns:m="http://schemas.openxmlformats.org/officeDocument/2006/math" xmlns:v="urn:schemas-microsoft-com:vml" xmlns:wp14="http://schemas.microsoft.com/office/word/2010/wordprocessingDrawing" xmlns:wp="http://schemas.openxmlformats.org/drawingml/2006/wordprocessingDrawing" xmlns:w10="urn:schemas-microsoft-com:office:word" xmlns:w="http://schemas.openxmlformats.org/wordprocessingml/2006/main" xmlns:w14="http://schemas.microsoft.com/office/word/2010/wordml" xmlns:w15="http://schemas.microsoft.com/office/word/2012/wordml" xmlns:w16cex="http://schemas.microsoft.com/office/word/2018/wordml/cex" xmlns:w16cid="http://schemas.microsoft.com/office/word/2016/wordml/cid" xmlns:w16="http://schemas.microsoft.com/office/word/2018/wordml" xmlns:w16du="http://schemas.microsoft.com/office/word/2023/wordml/word16du" xmlns:w16sdtdh="http://schemas.microsoft.com/office/word/2020/wordml/sdtdatahash" xmlns:w16sdtfl="http://schemas.microsoft.com/office/word/2024/wordml/sdtformatlock" xmlns:w16se="http://schemas.microsoft.com/office/word/2015/wordml/symex" xmlns:wpg="http://schemas.microsoft.com/office/word/2010/wordprocessingGroup" xmlns:wpi="http://schemas.microsoft.com/office/word/2010/wordprocessingInk" xmlns:wne="http://schemas.microsoft.com/office/word/2006/wordml" xmlns:wps="http://schemas.microsoft.com/office/word/2010/wordprocessingShape" mc:Ignorable="w14 w15 w16se w16cid w16 w16cex w16sdtdh w16sdtfl w16du wp14">
   <w:body>
+    <w:bookmarkStart w:id="0" w:name="_Hlk138315100"/>
     <w:p>
       <w:pPr>
         <w:spacing w:after="0" w:line="240" w:lineRule="auto"/>
@@ -12,7 +13,6 @@
           <w:szCs w:val="36"/>
         </w:rPr>
       </w:pPr>
-      <w:bookmarkStart w:id="0" w:name="_Hlk138315100"/>
       <w:r>
         <w:rPr>
           <w:rFonts w:ascii="Preeti" w:hAnsi="Preeti"/>
@@ -272,7 +272,27 @@
           <w:sz w:val="24"/>
           <w:szCs w:val="24"/>
         </w:rPr>
-        <w:t>Ratnanagar-7, Sauraha, Chitwan</w:t>
+        <w:t xml:space="preserve">Ratnanagar-7, </w:t>
+      </w:r>
+      <w:proofErr w:type="spellStart"/>
+      <w:r>
+        <w:rPr>
+          <w:rFonts w:ascii="Times New Roman" w:hAnsi="Times New Roman" w:cs="Times New Roman"/>
+          <w:b/>
+          <w:sz w:val="24"/>
+          <w:szCs w:val="24"/>
+        </w:rPr>
+        <w:t>Sauraha</w:t>
+      </w:r>
+      <w:proofErr w:type="spellEnd"/>
+      <w:r>
+        <w:rPr>
+          <w:rFonts w:ascii="Times New Roman" w:hAnsi="Times New Roman" w:cs="Times New Roman"/>
+          <w:b/>
+          <w:sz w:val="24"/>
+          <w:szCs w:val="24"/>
+        </w:rPr>
+        <w:t>, Chitwan</w:t>
       </w:r>
     </w:p>
     <w:p>
@@ -3107,7 +3127,29 @@
           <w:sz w:val="32"/>
           <w:szCs w:val="32"/>
         </w:rPr>
-        <w:t>Add 'ing'.</w:t>
+        <w:t>Add '</w:t>
+      </w:r>
+      <w:proofErr w:type="spellStart"/>
+      <w:r>
+        <w:rPr>
+          <w:rFonts w:ascii="Times New Roman" w:hAnsi="Times New Roman" w:cs="Times New Roman"/>
+          <w:b/>
+          <w:bCs/>
+          <w:sz w:val="32"/>
+          <w:szCs w:val="32"/>
+        </w:rPr>
+        <w:t>ing</w:t>
+      </w:r>
+      <w:proofErr w:type="spellEnd"/>
+      <w:r>
+        <w:rPr>
+          <w:rFonts w:ascii="Times New Roman" w:hAnsi="Times New Roman" w:cs="Times New Roman"/>
+          <w:b/>
+          <w:bCs/>
+          <w:sz w:val="32"/>
+          <w:szCs w:val="32"/>
+        </w:rPr>
+        <w:t>'.</w:t>
       </w:r>
       <w:r>
         <w:rPr>
@@ -3490,7 +3532,29 @@
           <w:sz w:val="32"/>
           <w:szCs w:val="32"/>
         </w:rPr>
-        <w:t>' or 'an' before the word.</w:t>
+        <w:t>' or '</w:t>
+      </w:r>
+      <w:proofErr w:type="gramStart"/>
+      <w:r>
+        <w:rPr>
+          <w:rFonts w:ascii="Times New Roman" w:hAnsi="Times New Roman" w:cs="Times New Roman"/>
+          <w:b/>
+          <w:bCs/>
+          <w:sz w:val="32"/>
+          <w:szCs w:val="32"/>
+        </w:rPr>
+        <w:t>an</w:t>
+      </w:r>
+      <w:proofErr w:type="gramEnd"/>
+      <w:r>
+        <w:rPr>
+          <w:rFonts w:ascii="Times New Roman" w:hAnsi="Times New Roman" w:cs="Times New Roman"/>
+          <w:b/>
+          <w:bCs/>
+          <w:sz w:val="32"/>
+          <w:szCs w:val="32"/>
+        </w:rPr>
+        <w:t>' before the word.</w:t>
       </w:r>
       <w:r>
         <w:rPr>
@@ -4312,7 +4376,7 @@
                 <w:noProof/>
               </w:rPr>
               <w:drawing>
-                <wp:anchor distT="0" distB="0" distL="114300" distR="114300" simplePos="0" relativeHeight="251677696" behindDoc="0" locked="0" layoutInCell="1" allowOverlap="1" wp14:anchorId="441BC818" wp14:editId="236A7B32">
+                <wp:anchor distT="0" distB="0" distL="114300" distR="114300" simplePos="0" relativeHeight="251677696" behindDoc="0" locked="0" layoutInCell="1" allowOverlap="1" wp14:anchorId="441BC818" wp14:editId="5A3D7E3C">
                   <wp:simplePos x="0" y="0"/>
                   <wp:positionH relativeFrom="column">
                     <wp:posOffset>820420</wp:posOffset>
@@ -4612,7 +4676,23 @@
                 <w:b w:val="0"/>
                 <w:bCs w:val="0"/>
               </w:rPr>
-              <w:t>That is tab.</w:t>
+              <w:t>That is ta</w:t>
+            </w:r>
+            <w:r>
+              <w:rPr>
+                <w:rFonts w:ascii="Times New Roman" w:hAnsi="Times New Roman" w:cs="Times New Roman"/>
+                <w:b w:val="0"/>
+                <w:bCs w:val="0"/>
+              </w:rPr>
+              <w:t>p</w:t>
+            </w:r>
+            <w:r>
+              <w:rPr>
+                <w:rFonts w:ascii="Times New Roman" w:hAnsi="Times New Roman" w:cs="Times New Roman"/>
+                <w:b w:val="0"/>
+                <w:bCs w:val="0"/>
+              </w:rPr>
+              <w:t>.</w:t>
             </w:r>
           </w:p>
         </w:tc>
@@ -4683,6 +4763,7 @@
           <w:bCs w:val="0"/>
         </w:rPr>
       </w:pPr>
+      <w:proofErr w:type="spellStart"/>
       <w:r>
         <w:rPr>
           <w:rFonts w:ascii="Times New Roman" w:hAnsi="Times New Roman" w:cs="Times New Roman"/>
@@ -4705,7 +4786,16 @@
           <w:b w:val="0"/>
           <w:bCs w:val="0"/>
         </w:rPr>
-        <w:t>a student.</w:t>
+        <w:t>a</w:t>
+      </w:r>
+      <w:proofErr w:type="spellEnd"/>
+      <w:r>
+        <w:rPr>
+          <w:rFonts w:ascii="Times New Roman" w:hAnsi="Times New Roman" w:cs="Times New Roman"/>
+          <w:b w:val="0"/>
+          <w:bCs w:val="0"/>
+        </w:rPr>
+        <w:t xml:space="preserve"> student.</w:t>
       </w:r>
     </w:p>
     <w:p>
@@ -4800,6 +4890,7 @@
           <w:bCs w:val="0"/>
         </w:rPr>
       </w:pPr>
+      <w:proofErr w:type="spellStart"/>
       <w:r>
         <w:rPr>
           <w:rFonts w:ascii="Times New Roman" w:hAnsi="Times New Roman" w:cs="Times New Roman"/>
@@ -4822,7 +4913,16 @@
           <w:b w:val="0"/>
           <w:bCs w:val="0"/>
         </w:rPr>
-        <w:t>friends.</w:t>
+        <w:t>friends</w:t>
+      </w:r>
+      <w:proofErr w:type="spellEnd"/>
+      <w:r>
+        <w:rPr>
+          <w:rFonts w:ascii="Times New Roman" w:hAnsi="Times New Roman" w:cs="Times New Roman"/>
+          <w:b w:val="0"/>
+          <w:bCs w:val="0"/>
+        </w:rPr>
+        <w:t>.</w:t>
       </w:r>
     </w:p>
     <w:p>
@@ -4877,10 +4977,10 @@
         </w:rPr>
         <w:lastRenderedPageBreak/>
         <w:drawing>
-          <wp:anchor distT="0" distB="0" distL="114300" distR="114300" simplePos="0" relativeHeight="251678720" behindDoc="0" locked="0" layoutInCell="1" allowOverlap="1" wp14:anchorId="375C12BB" wp14:editId="3D303647">
+          <wp:anchor distT="0" distB="0" distL="114300" distR="114300" simplePos="0" relativeHeight="251678720" behindDoc="0" locked="0" layoutInCell="1" allowOverlap="1" wp14:anchorId="375C12BB" wp14:editId="2C86C3F8">
             <wp:simplePos x="0" y="0"/>
             <wp:positionH relativeFrom="column">
-              <wp:posOffset>5480050</wp:posOffset>
+              <wp:posOffset>5645150</wp:posOffset>
             </wp:positionH>
             <wp:positionV relativeFrom="paragraph">
               <wp:posOffset>266700</wp:posOffset>
@@ -5023,13 +5123,13 @@
           <w:noProof/>
         </w:rPr>
         <w:drawing>
-          <wp:anchor distT="0" distB="0" distL="114300" distR="114300" simplePos="0" relativeHeight="251679744" behindDoc="0" locked="0" layoutInCell="1" allowOverlap="1" wp14:anchorId="1FA989BC" wp14:editId="40CE1609">
+          <wp:anchor distT="0" distB="0" distL="114300" distR="114300" simplePos="0" relativeHeight="251679744" behindDoc="0" locked="0" layoutInCell="1" allowOverlap="1" wp14:anchorId="1FA989BC" wp14:editId="4A0B9111">
             <wp:simplePos x="0" y="0"/>
             <wp:positionH relativeFrom="column">
-              <wp:posOffset>5693410</wp:posOffset>
+              <wp:posOffset>4969510</wp:posOffset>
             </wp:positionH>
             <wp:positionV relativeFrom="paragraph">
-              <wp:posOffset>262722</wp:posOffset>
+              <wp:posOffset>252730</wp:posOffset>
             </wp:positionV>
             <wp:extent cx="593078" cy="518168"/>
             <wp:effectExtent l="0" t="0" r="0" b="0"/>
@@ -5143,13 +5243,13 @@
           <w:noProof/>
         </w:rPr>
         <w:drawing>
-          <wp:anchor distT="0" distB="0" distL="114300" distR="114300" simplePos="0" relativeHeight="251680768" behindDoc="0" locked="0" layoutInCell="1" allowOverlap="1" wp14:anchorId="255BF3CF" wp14:editId="77EA38C4">
+          <wp:anchor distT="0" distB="0" distL="114300" distR="114300" simplePos="0" relativeHeight="251680768" behindDoc="0" locked="0" layoutInCell="1" allowOverlap="1" wp14:anchorId="255BF3CF" wp14:editId="17441719">
             <wp:simplePos x="0" y="0"/>
             <wp:positionH relativeFrom="column">
-              <wp:posOffset>5822315</wp:posOffset>
+              <wp:posOffset>5098415</wp:posOffset>
             </wp:positionH>
             <wp:positionV relativeFrom="paragraph">
-              <wp:posOffset>248656</wp:posOffset>
+              <wp:posOffset>238760</wp:posOffset>
             </wp:positionV>
             <wp:extent cx="520652" cy="520652"/>
             <wp:effectExtent l="0" t="0" r="0" b="0"/>
@@ -5267,13 +5367,13 @@
           <w:noProof/>
         </w:rPr>
         <w:drawing>
-          <wp:anchor distT="0" distB="0" distL="114300" distR="114300" simplePos="0" relativeHeight="251681792" behindDoc="0" locked="0" layoutInCell="1" allowOverlap="1" wp14:anchorId="066FDE52" wp14:editId="6BEC653A">
+          <wp:anchor distT="0" distB="0" distL="114300" distR="114300" simplePos="0" relativeHeight="251681792" behindDoc="0" locked="0" layoutInCell="1" allowOverlap="1" wp14:anchorId="066FDE52" wp14:editId="455EC3A2">
             <wp:simplePos x="0" y="0"/>
             <wp:positionH relativeFrom="column">
-              <wp:posOffset>5695570</wp:posOffset>
+              <wp:posOffset>4971732</wp:posOffset>
             </wp:positionH>
             <wp:positionV relativeFrom="paragraph">
-              <wp:posOffset>77153</wp:posOffset>
+              <wp:posOffset>79693</wp:posOffset>
             </wp:positionV>
             <wp:extent cx="727516" cy="1118933"/>
             <wp:effectExtent l="0" t="5397" r="0" b="0"/>
@@ -5402,13 +5502,13 @@
           <w:noProof/>
         </w:rPr>
         <w:drawing>
-          <wp:anchor distT="0" distB="0" distL="114300" distR="114300" simplePos="0" relativeHeight="251682816" behindDoc="0" locked="0" layoutInCell="1" allowOverlap="1" wp14:anchorId="26283433" wp14:editId="1C5A1E21">
+          <wp:anchor distT="0" distB="0" distL="114300" distR="114300" simplePos="0" relativeHeight="251682816" behindDoc="0" locked="0" layoutInCell="1" allowOverlap="1" wp14:anchorId="26283433" wp14:editId="5F840387">
             <wp:simplePos x="0" y="0"/>
             <wp:positionH relativeFrom="column">
-              <wp:posOffset>5863133</wp:posOffset>
+              <wp:posOffset>5139055</wp:posOffset>
             </wp:positionH>
             <wp:positionV relativeFrom="paragraph">
-              <wp:posOffset>259944</wp:posOffset>
+              <wp:posOffset>250190</wp:posOffset>
             </wp:positionV>
             <wp:extent cx="326898" cy="476547"/>
             <wp:effectExtent l="0" t="0" r="0" b="0"/>
@@ -5442,7 +5542,7 @@
                   <pic:spPr bwMode="auto">
                     <a:xfrm>
                       <a:off x="0" y="0"/>
-                      <a:ext cx="334071" cy="487004"/>
+                      <a:ext cx="326898" cy="476547"/>
                     </a:xfrm>
                     <a:prstGeom prst="rect">
                       <a:avLst/>
@@ -6077,6 +6177,7 @@
     <w:p>
       <w:pPr>
         <w:pStyle w:val="questions"/>
+        <w:spacing w:line="360" w:lineRule="auto"/>
         <w:ind w:left="180" w:hanging="270"/>
         <w:rPr>
           <w:rFonts w:ascii="Times New Roman" w:hAnsi="Times New Roman" w:cs="Times New Roman"/>
@@ -6145,6 +6246,7 @@
     </w:p>
     <w:p>
       <w:pPr>
+        <w:spacing w:line="360" w:lineRule="auto"/>
         <w:ind w:left="288"/>
         <w:rPr>
           <w:rFonts w:ascii="Times New Roman" w:hAnsi="Times New Roman" w:cs="Times New Roman"/>
@@ -6158,8 +6260,63 @@
           <w:sz w:val="32"/>
           <w:szCs w:val="32"/>
         </w:rPr>
-        <w:t xml:space="preserve">My name is……………………………………………….. I am ……..years old. I am a ………………(girl/boy). I study in ………………..My </w:t>
-      </w:r>
+        <w:t>My name is……………………………………………</w:t>
+      </w:r>
+      <w:proofErr w:type="gramStart"/>
+      <w:r>
+        <w:rPr>
+          <w:rFonts w:ascii="Times New Roman" w:hAnsi="Times New Roman" w:cs="Times New Roman"/>
+          <w:sz w:val="32"/>
+          <w:szCs w:val="32"/>
+        </w:rPr>
+        <w:t>…..</w:t>
+      </w:r>
+      <w:proofErr w:type="gramEnd"/>
+      <w:r>
+        <w:rPr>
+          <w:rFonts w:ascii="Times New Roman" w:hAnsi="Times New Roman" w:cs="Times New Roman"/>
+          <w:sz w:val="32"/>
+          <w:szCs w:val="32"/>
+        </w:rPr>
+        <w:t xml:space="preserve"> I am …</w:t>
+      </w:r>
+      <w:proofErr w:type="gramStart"/>
+      <w:r>
+        <w:rPr>
+          <w:rFonts w:ascii="Times New Roman" w:hAnsi="Times New Roman" w:cs="Times New Roman"/>
+          <w:sz w:val="32"/>
+          <w:szCs w:val="32"/>
+        </w:rPr>
+        <w:t>…..</w:t>
+      </w:r>
+      <w:proofErr w:type="gramEnd"/>
+      <w:r>
+        <w:rPr>
+          <w:rFonts w:ascii="Times New Roman" w:hAnsi="Times New Roman" w:cs="Times New Roman"/>
+          <w:sz w:val="32"/>
+          <w:szCs w:val="32"/>
+        </w:rPr>
+        <w:t>years old. I am a ………………(girl/boy). I study in ……………</w:t>
+      </w:r>
+      <w:proofErr w:type="gramStart"/>
+      <w:r>
+        <w:rPr>
+          <w:rFonts w:ascii="Times New Roman" w:hAnsi="Times New Roman" w:cs="Times New Roman"/>
+          <w:sz w:val="32"/>
+          <w:szCs w:val="32"/>
+        </w:rPr>
+        <w:t>…..</w:t>
+      </w:r>
+      <w:proofErr w:type="gramEnd"/>
+      <w:r>
+        <w:rPr>
+          <w:rFonts w:ascii="Times New Roman" w:hAnsi="Times New Roman" w:cs="Times New Roman"/>
+          <w:sz w:val="32"/>
+          <w:szCs w:val="32"/>
+        </w:rPr>
+        <w:t xml:space="preserve">My </w:t>
+      </w:r>
+      <w:proofErr w:type="spellStart"/>
       <w:r>
         <w:rPr>
           <w:rFonts w:ascii="Times New Roman" w:hAnsi="Times New Roman" w:cs="Times New Roman"/>
@@ -6184,13 +6341,32 @@
         </w:rPr>
         <w:t>vourite</w:t>
       </w:r>
-      <w:r>
-        <w:rPr>
-          <w:rFonts w:ascii="Times New Roman" w:hAnsi="Times New Roman" w:cs="Times New Roman"/>
-          <w:sz w:val="32"/>
-          <w:szCs w:val="32"/>
-        </w:rPr>
-        <w:t xml:space="preserve"> colour is ……………………… I like to eat …………….</w:t>
+      <w:proofErr w:type="spellEnd"/>
+      <w:r>
+        <w:rPr>
+          <w:rFonts w:ascii="Times New Roman" w:hAnsi="Times New Roman" w:cs="Times New Roman"/>
+          <w:sz w:val="32"/>
+          <w:szCs w:val="32"/>
+        </w:rPr>
+        <w:t xml:space="preserve"> </w:t>
+      </w:r>
+      <w:proofErr w:type="spellStart"/>
+      <w:r>
+        <w:rPr>
+          <w:rFonts w:ascii="Times New Roman" w:hAnsi="Times New Roman" w:cs="Times New Roman"/>
+          <w:sz w:val="32"/>
+          <w:szCs w:val="32"/>
+        </w:rPr>
+        <w:t>colour</w:t>
+      </w:r>
+      <w:proofErr w:type="spellEnd"/>
+      <w:r>
+        <w:rPr>
+          <w:rFonts w:ascii="Times New Roman" w:hAnsi="Times New Roman" w:cs="Times New Roman"/>
+          <w:sz w:val="32"/>
+          <w:szCs w:val="32"/>
+        </w:rPr>
+        <w:t xml:space="preserve"> is ……………………… I like to eat …………….</w:t>
       </w:r>
     </w:p>
     <w:p>
